--- a/tests/corpus/korvane/files/product/kctag3_end_of_life_notice_2023.docx
+++ b/tests/corpus/korvane/files/product/kctag3_end_of_life_notice_2023.docx
@@ -92,6 +92,9 @@
         <w:gridCol w:w="4320"/>
       </w:tblGrid>
       <w:tr>
+        <w:trPr>
+          <w:cantSplit/>
+        </w:trPr>
         <w:tc>
           <w:tcPr>
             <w:tcW w:type="dxa" w:w="4320"/>
@@ -120,6 +123,9 @@
         </w:tc>
       </w:tr>
       <w:tr>
+        <w:trPr>
+          <w:cantSplit/>
+        </w:trPr>
         <w:tc>
           <w:tcPr>
             <w:tcW w:type="dxa" w:w="4320"/>
@@ -142,6 +148,9 @@
         </w:tc>
       </w:tr>
       <w:tr>
+        <w:trPr>
+          <w:cantSplit/>
+        </w:trPr>
         <w:tc>
           <w:tcPr>
             <w:tcW w:type="dxa" w:w="4320"/>
@@ -164,6 +173,9 @@
         </w:tc>
       </w:tr>
       <w:tr>
+        <w:trPr>
+          <w:cantSplit/>
+        </w:trPr>
         <w:tc>
           <w:tcPr>
             <w:tcW w:type="dxa" w:w="4320"/>
@@ -186,6 +198,9 @@
         </w:tc>
       </w:tr>
       <w:tr>
+        <w:trPr>
+          <w:cantSplit/>
+        </w:trPr>
         <w:tc>
           <w:tcPr>
             <w:tcW w:type="dxa" w:w="4320"/>
@@ -208,6 +223,9 @@
         </w:tc>
       </w:tr>
       <w:tr>
+        <w:trPr>
+          <w:cantSplit/>
+        </w:trPr>
         <w:tc>
           <w:tcPr>
             <w:tcW w:type="dxa" w:w="4320"/>
